--- a/facilitator-guide-impact-map.docx
+++ b/facilitator-guide-impact-map.docx
@@ -878,6 +878,92 @@
       </w:r>
       <w:r>
         <w:t xml:space="preserve"> each iteration, with a retrospective from the Retro Kit to close the loop. The break-down tools (Epic Canvas, Story Map, Story Splitting, Example Mapping) sit between vision and planning.</w:t>
+      </w:r>
+    </w:p>
+    <w:p>
+      <w:pPr>
+        <w:pStyle w:val="Heading1"/>
+      </w:pPr>
+      <w:r>
+        <w:t xml:space="preserve">Recreate it in your whiteboard</w:t>
+      </w:r>
+    </w:p>
+    <w:p>
+      <w:pPr>
+        <w:pStyle w:val="Small"/>
+      </w:pPr>
+      <w:r>
+        <w:t xml:space="preserve">Paste this into your whiteboard's AI assistant (for example Miro AI or Atlassian Rovo) or a general assistant, to get an editable, native version of the board. Results vary by tool, so expect to tidy it up. For an exact copy, import the SVG as a locked background instead.</w:t>
+      </w:r>
+    </w:p>
+    <w:p>
+      <w:r>
+        <w:t xml:space="preserve">Create an editable whiteboard for “Impact Map”, a workshop board.</w:t>
+      </w:r>
+    </w:p>
+    <w:p>
+      <w:r>
+        <w:t xml:space="preserve">Purpose: Connect a business goal to the people who can help or hinder it, the behaviour changes you need, and what to build.</w:t>
+      </w:r>
+    </w:p>
+    <w:p>
+      <w:r>
+        <w:t xml:space="preserve">Layout: a wide landscape board (about 16:11). Make one frame per section below, placed as described. In each frame, add the section name as a heading, then its content as short text labels or empty fields to fill in. Leave space in each frame for sticky notes. Use the header colour given. Keep the wording as written and don't add extra content.</w:t>
+      </w:r>
+    </w:p>
+    <w:p>
+      <w:r>
+        <w:t xml:space="preserve">Header fields to fill in: Initiative, Date</w:t>
+      </w:r>
+    </w:p>
+    <w:p>
+      <w:r>
+        <w:t xml:space="preserve">Sections:</w:t>
+      </w:r>
+    </w:p>
+    <w:p>
+      <w:r>
+        <w:t xml:space="preserve">1. The Map: middle full width, about 100% wide and 85% tall; header colour purple.</w:t>
+      </w:r>
+    </w:p>
+    <w:p>
+      <w:r>
+        <w:t xml:space="preserve">   Subtitle: Read left to right · every deliverable traces back to the goal</w:t>
+      </w:r>
+    </w:p>
+    <w:p>
+      <w:r>
+        <w:t xml:space="preserve">   Content: Why · goal: · Who · actors: · How · impacts: · What · deliverables: · The measurable business goal · People who can help or get in the way · How their behaviour needs to change · Features or activities that could cause it · Impact 1: · Deliverable 1: · Actor 1: · Impact 2: · Deliverable 2: · Impact 3: · Deliverable 3: · Goal: · Actor 2: · Impact 4: · Deliverable 4: · Measure: · Impact 5: · Deliverable 5: · Actor 3: · Impact 6: · Deliverable 6:</w:t>
+      </w:r>
+    </w:p>
+    <w:p>
+      <w:r>
+        <w:t xml:space="preserve">2. Riskiest Assumption: bottom left, about 50% wide and 15% tall; header colour red.</w:t>
+      </w:r>
+    </w:p>
+    <w:p>
+      <w:r>
+        <w:t xml:space="preserve">   Content: The impact we're least sure of: · How we'll test it:</w:t>
+      </w:r>
+    </w:p>
+    <w:p>
+      <w:r>
+        <w:t xml:space="preserve">3. First Step: bottom right, about 50% wide and 15% tall; header colour dark green.</w:t>
+      </w:r>
+    </w:p>
+    <w:p>
+      <w:r>
+        <w:t xml:space="preserve">   Content: Deliverable to try first: · We'll know the impact happened when:</w:t>
+      </w:r>
+    </w:p>
+    <w:p>
+      <w:r>
+        <w:t xml:space="preserve">Footer questions: “Whose behaviour has to change for us to reach this goal?” “If we built only one thing, which impact would it move?”</w:t>
+      </w:r>
+    </w:p>
+    <w:p>
+      <w:r>
+        <w:t xml:space="preserve">Original board for reference: https://eparker71.github.io/agile-ways-of-working/impact-map-board.html</w:t>
       </w:r>
     </w:p>
     <w:p>

--- a/facilitator-guide-impact-map.docx
+++ b/facilitator-guide-impact-map.docx
@@ -229,7 +229,7 @@
         </w:numPr>
       </w:pPr>
       <w:r>
-        <w:t xml:space="preserve">Print the board at A3 or larger, or load the SVG as a digital background</w:t>
+        <w:t xml:space="preserve">Print the board at A3 or 11×17 (Tabloid), or larger, or load the SVG as a digital background</w:t>
       </w:r>
     </w:p>
     <w:p>
